--- a/Docs/ConceptAndDesign.docx
+++ b/Docs/ConceptAndDesign.docx
@@ -185,6 +185,188 @@
       </w:r>
     </w:p>
     <w:p>
+      <w:r>
+        <w:t xml:space="preserve">The game has three screens driven by a single </w:t>
+      </w:r>
+      <w:r>
+        <w:rPr>
+          <w:rFonts w:ascii="Consolas" w:hAnsi="Consolas"/>
+        </w:rPr>
+        <w:t xml:space="preserve">GameManager</w:t>
+      </w:r>
+      <w:r>
+        <w:t xml:space="preserve"> state</w:t>
+      </w:r>
+    </w:p>
+    <w:p>
+      <w:r>
+        <w:t xml:space="preserve">(</w:t>
+      </w:r>
+      <w:r>
+        <w:rPr>
+          <w:rFonts w:ascii="Consolas" w:hAnsi="Consolas"/>
+        </w:rPr>
+        <w:t xml:space="preserve">Menu</w:t>
+      </w:r>
+      <w:r>
+        <w:t xml:space="preserve"> → </w:t>
+      </w:r>
+      <w:r>
+        <w:rPr>
+          <w:rFonts w:ascii="Consolas" w:hAnsi="Consolas"/>
+        </w:rPr>
+        <w:t xml:space="preserve">Playing</w:t>
+      </w:r>
+      <w:r>
+        <w:t xml:space="preserve"> → </w:t>
+      </w:r>
+      <w:r>
+        <w:rPr>
+          <w:rFonts w:ascii="Consolas" w:hAnsi="Consolas"/>
+        </w:rPr>
+        <w:t xml:space="preserve">Won</w:t>
+      </w:r>
+      <w:r>
+        <w:t xml:space="preserve">/</w:t>
+      </w:r>
+      <w:r>
+        <w:rPr>
+          <w:rFonts w:ascii="Consolas" w:hAnsi="Consolas"/>
+        </w:rPr>
+        <w:t xml:space="preserve">Lost</w:t>
+      </w:r>
+      <w:r>
+        <w:t xml:space="preserve">):</w:t>
+      </w:r>
+    </w:p>
+    <w:p>
+      <w:pPr>
+        <w:numPr>
+          <w:ilvl w:val="0"/>
+          <w:numId w:val="1"/>
+        </w:numPr>
+      </w:pPr>
+      <w:r>
+        <w:rPr>
+          <w:b/>
+        </w:rPr>
+        <w:t xml:space="preserve">Start page</w:t>
+      </w:r>
+      <w:r>
+        <w:t xml:space="preserve"> (</w:t>
+      </w:r>
+      <w:r>
+        <w:rPr>
+          <w:rFonts w:ascii="Consolas" w:hAnsi="Consolas"/>
+        </w:rPr>
+        <w:t xml:space="preserve">Menu</w:t>
+      </w:r>
+      <w:r>
+        <w:t xml:space="preserve">): shows the title with </w:t>
+      </w:r>
+      <w:r>
+        <w:rPr>
+          <w:b/>
+        </w:rPr>
+        <w:t xml:space="preserve">Start</w:t>
+      </w:r>
+      <w:r>
+        <w:t xml:space="preserve"> (enter the game) and</w:t>
+      </w:r>
+    </w:p>
+    <w:p>
+      <w:r>
+        <w:rPr>
+          <w:b/>
+        </w:rPr>
+        <w:t xml:space="preserve">Exit</w:t>
+      </w:r>
+      <w:r>
+        <w:t xml:space="preserve"> (close the game) buttons.</w:t>
+      </w:r>
+    </w:p>
+    <w:p>
+      <w:pPr>
+        <w:numPr>
+          <w:ilvl w:val="0"/>
+          <w:numId w:val="1"/>
+        </w:numPr>
+      </w:pPr>
+      <w:r>
+        <w:rPr>
+          <w:b/>
+        </w:rPr>
+        <w:t xml:space="preserve">Gameplay</w:t>
+      </w:r>
+      <w:r>
+        <w:t xml:space="preserve"> (</w:t>
+      </w:r>
+      <w:r>
+        <w:rPr>
+          <w:rFonts w:ascii="Consolas" w:hAnsi="Consolas"/>
+        </w:rPr>
+        <w:t xml:space="preserve">Playing</w:t>
+      </w:r>
+      <w:r>
+        <w:t xml:space="preserve">): the round is active.</w:t>
+      </w:r>
+    </w:p>
+    <w:p>
+      <w:pPr>
+        <w:numPr>
+          <w:ilvl w:val="0"/>
+          <w:numId w:val="1"/>
+        </w:numPr>
+      </w:pPr>
+      <w:r>
+        <w:rPr>
+          <w:b/>
+        </w:rPr>
+        <w:t xml:space="preserve">End screen</w:t>
+      </w:r>
+      <w:r>
+        <w:t xml:space="preserve"> (</w:t>
+      </w:r>
+      <w:r>
+        <w:rPr>
+          <w:rFonts w:ascii="Consolas" w:hAnsi="Consolas"/>
+        </w:rPr>
+        <w:t xml:space="preserve">Won</w:t>
+      </w:r>
+      <w:r>
+        <w:t xml:space="preserve">/</w:t>
+      </w:r>
+      <w:r>
+        <w:rPr>
+          <w:rFonts w:ascii="Consolas" w:hAnsi="Consolas"/>
+        </w:rPr>
+        <w:t xml:space="preserve">Lost</w:t>
+      </w:r>
+      <w:r>
+        <w:t xml:space="preserve">): on a win or Game Over, shows </w:t>
+      </w:r>
+      <w:r>
+        <w:rPr>
+          <w:b/>
+        </w:rPr>
+        <w:t xml:space="preserve">Restart</w:t>
+      </w:r>
+    </w:p>
+    <w:p>
+      <w:r>
+        <w:t xml:space="preserve">(back to the start page) and </w:t>
+      </w:r>
+      <w:r>
+        <w:rPr>
+          <w:b/>
+        </w:rPr>
+        <w:t xml:space="preserve">Exit Game</w:t>
+      </w:r>
+      <w:r>
+        <w:t xml:space="preserve"> (close the game).</w:t>
+      </w:r>
+    </w:p>
+    <w:p>
       <w:pPr>
         <w:numPr>
           <w:ilvl w:val="0"/>
@@ -192,7 +374,25 @@
         </w:numPr>
       </w:pPr>
       <w:r>
-        <w:t xml:space="preserve">The round starts: timer counts down from 180s.</w:t>
+        <w:t xml:space="preserve">The game opens on the </w:t>
+      </w:r>
+      <w:r>
+        <w:rPr>
+          <w:b/>
+        </w:rPr>
+        <w:t xml:space="preserve">start page</w:t>
+      </w:r>
+      <w:r>
+        <w:t xml:space="preserve">. Pressing </w:t>
+      </w:r>
+      <w:r>
+        <w:rPr>
+          <w:b/>
+        </w:rPr>
+        <w:t xml:space="preserve">Start</w:t>
+      </w:r>
+      <w:r>
+        <w:t xml:space="preserve"> begins a round and the timer counts down from 180s.</w:t>
       </w:r>
     </w:p>
     <w:p>
@@ -292,7 +492,16 @@
         </w:numPr>
       </w:pPr>
       <w:r>
-        <w:t xml:space="preserve">Reaching the open exit wins. Touching the enemy or running out of time loses.</w:t>
+        <w:t xml:space="preserve">Reaching the open exit wins. Touching the enemy or running out of time shows the </w:t>
+      </w:r>
+      <w:r>
+        <w:rPr>
+          <w:b/>
+        </w:rPr>
+        <w:t xml:space="preserve">end screen</w:t>
+      </w:r>
+      <w:r>
+        <w:t xml:space="preserve">.</w:t>
       </w:r>
     </w:p>
     <w:p>
@@ -739,7 +948,7 @@
               <w:spacing w:after="0"/>
             </w:pPr>
             <w:r>
-              <w:t xml:space="preserve">Restart level</w:t>
+              <w:t xml:space="preserve">Return to the start page (from play or end screen)</w:t>
             </w:r>
           </w:p>
         </w:tc>
@@ -1106,7 +1315,7 @@
     </w:p>
     <w:p>
       <w:r>
-        <w:t xml:space="preserve">├─ creates GameManager (state, timer, win/lose)</w:t>
+        <w:t xml:space="preserve">├─ creates GameManager (state: Menu/Playing/Won/Lost, timer, win/lose)</w:t>
       </w:r>
     </w:p>
     <w:p>
@@ -1121,7 +1330,7 @@
     </w:p>
     <w:p>
       <w:r>
-        <w:t xml:space="preserve">├─ creates HUDManager + InstructionsPanel (OnGUI)</w:t>
+        <w:t xml:space="preserve">├─ creates HUDManager + InstructionsPanel + MenuManager (OnGUI)</w:t>
       </w:r>
     </w:p>
     <w:p>
@@ -1213,6 +1422,174 @@
         <w:t xml:space="preserve">OnLose</w:t>
       </w:r>
       <w:r>
+        <w:t xml:space="preserve">). It owns the screen flow: </w:t>
+      </w:r>
+      <w:r>
+        <w:rPr>
+          <w:rFonts w:ascii="Consolas" w:hAnsi="Consolas"/>
+        </w:rPr>
+        <w:t xml:space="preserve">StartGame()</w:t>
+      </w:r>
+    </w:p>
+    <w:p>
+      <w:r>
+        <w:t xml:space="preserve">rebuilds a fresh level and enters </w:t>
+      </w:r>
+      <w:r>
+        <w:rPr>
+          <w:rFonts w:ascii="Consolas" w:hAnsi="Consolas"/>
+        </w:rPr>
+        <w:t xml:space="preserve">Playing</w:t>
+      </w:r>
+      <w:r>
+        <w:t xml:space="preserve">; </w:t>
+      </w:r>
+      <w:r>
+        <w:rPr>
+          <w:rFonts w:ascii="Consolas" w:hAnsi="Consolas"/>
+        </w:rPr>
+        <w:t xml:space="preserve">ReturnToMenu()</w:t>
+      </w:r>
+      <w:r>
+        <w:t xml:space="preserve"> rebuilds and returns</w:t>
+      </w:r>
+    </w:p>
+    <w:p>
+      <w:r>
+        <w:t xml:space="preserve">to </w:t>
+      </w:r>
+      <w:r>
+        <w:rPr>
+          <w:rFonts w:ascii="Consolas" w:hAnsi="Consolas"/>
+        </w:rPr>
+        <w:t xml:space="preserve">Menu</w:t>
+      </w:r>
+      <w:r>
+        <w:t xml:space="preserve">.</w:t>
+      </w:r>
+    </w:p>
+    <w:p>
+      <w:pPr>
+        <w:numPr>
+          <w:ilvl w:val="0"/>
+          <w:numId w:val="1"/>
+        </w:numPr>
+      </w:pPr>
+      <w:r>
+        <w:rPr>
+          <w:b/>
+        </w:rPr>
+        <w:t xml:space="preserve">MenuManager</w:t>
+      </w:r>
+      <w:r>
+        <w:t xml:space="preserve"> draws the start page (</w:t>
+      </w:r>
+      <w:r>
+        <w:rPr>
+          <w:rFonts w:ascii="Consolas" w:hAnsi="Consolas"/>
+        </w:rPr>
+        <w:t xml:space="preserve">Menu</w:t>
+      </w:r>
+      <w:r>
+        <w:t xml:space="preserve">) and end screen (</w:t>
+      </w:r>
+      <w:r>
+        <w:rPr>
+          <w:rFonts w:ascii="Consolas" w:hAnsi="Consolas"/>
+        </w:rPr>
+        <w:t xml:space="preserve">Won</w:t>
+      </w:r>
+      <w:r>
+        <w:t xml:space="preserve">/</w:t>
+      </w:r>
+      <w:r>
+        <w:rPr>
+          <w:rFonts w:ascii="Consolas" w:hAnsi="Consolas"/>
+        </w:rPr>
+        <w:t xml:space="preserve">Lost</w:t>
+      </w:r>
+      <w:r>
+        <w:t xml:space="preserve">) as</w:t>
+      </w:r>
+    </w:p>
+    <w:p>
+      <w:r>
+        <w:t xml:space="preserve">OnGUI overlays with </w:t>
+      </w:r>
+      <w:r>
+        <w:rPr>
+          <w:rFonts w:ascii="Consolas" w:hAnsi="Consolas"/>
+        </w:rPr>
+        <w:t xml:space="preserve">Start</w:t>
+      </w:r>
+      <w:r>
+        <w:t xml:space="preserve">/</w:t>
+      </w:r>
+      <w:r>
+        <w:rPr>
+          <w:rFonts w:ascii="Consolas" w:hAnsi="Consolas"/>
+        </w:rPr>
+        <w:t xml:space="preserve">Exit</w:t>
+      </w:r>
+      <w:r>
+        <w:t xml:space="preserve"> and </w:t>
+      </w:r>
+      <w:r>
+        <w:rPr>
+          <w:rFonts w:ascii="Consolas" w:hAnsi="Consolas"/>
+        </w:rPr>
+        <w:t xml:space="preserve">Restart</w:t>
+      </w:r>
+      <w:r>
+        <w:t xml:space="preserve">/</w:t>
+      </w:r>
+      <w:r>
+        <w:rPr>
+          <w:rFonts w:ascii="Consolas" w:hAnsi="Consolas"/>
+        </w:rPr>
+        <w:t xml:space="preserve">Exit Game</w:t>
+      </w:r>
+      <w:r>
+        <w:t xml:space="preserve"> buttons. </w:t>
+      </w:r>
+      <w:r>
+        <w:rPr>
+          <w:rFonts w:ascii="Consolas" w:hAnsi="Consolas"/>
+        </w:rPr>
+        <w:t xml:space="preserve">Exit</w:t>
+      </w:r>
+      <w:r>
+        <w:t xml:space="preserve">/</w:t>
+      </w:r>
+    </w:p>
+    <w:p>
+      <w:r>
+        <w:rPr>
+          <w:rFonts w:ascii="Consolas" w:hAnsi="Consolas"/>
+        </w:rPr>
+        <w:t xml:space="preserve">Exit Game</w:t>
+      </w:r>
+      <w:r>
+        <w:t xml:space="preserve"> call </w:t>
+      </w:r>
+      <w:r>
+        <w:rPr>
+          <w:rFonts w:ascii="Consolas" w:hAnsi="Consolas"/>
+        </w:rPr>
+        <w:t xml:space="preserve">Application.Quit()</w:t>
+      </w:r>
+      <w:r>
+        <w:t xml:space="preserve"> (editor play is stopped via</w:t>
+      </w:r>
+    </w:p>
+    <w:p>
+      <w:r>
+        <w:rPr>
+          <w:rFonts w:ascii="Consolas" w:hAnsi="Consolas"/>
+        </w:rPr>
+        <w:t xml:space="preserve">EditorApplication.isPlaying = false</w:t>
+      </w:r>
+      <w:r>
         <w:t xml:space="preserve">).</w:t>
       </w:r>
     </w:p>
@@ -1230,10 +1607,275 @@
         <w:t xml:space="preserve">LevelBuilder</w:t>
       </w:r>
       <w:r>
-        <w:t xml:space="preserve"> constructs the room and entities using procedural sprites from</w:t>
-      </w:r>
-    </w:p>
-    <w:p>
+        <w:t xml:space="preserve"> constructs the room and entities under a </w:t>
+      </w:r>
+      <w:r>
+        <w:rPr>
+          <w:rFonts w:ascii="Consolas" w:hAnsi="Consolas"/>
+        </w:rPr>
+        <w:t xml:space="preserve">LevelRoot</w:t>
+      </w:r>
+      <w:r>
+        <w:t xml:space="preserve"> GameObject so</w:t>
+      </w:r>
+    </w:p>
+    <w:p>
+      <w:r>
+        <w:t xml:space="preserve">it can be destroyed and rebuilt cleanly on every start / return-to-menu.</w:t>
+      </w:r>
+    </w:p>
+    <w:p>
+      <w:pPr>
+        <w:numPr>
+          <w:ilvl w:val="0"/>
+          <w:numId w:val="1"/>
+        </w:numPr>
+      </w:pPr>
+      <w:r>
+        <w:rPr>
+          <w:b/>
+        </w:rPr>
+        <w:t xml:space="preserve">WorldLabel</w:t>
+      </w:r>
+      <w:r>
+        <w:t xml:space="preserve"> draws text (cell labels, </w:t>
+      </w:r>
+      <w:r>
+        <w:rPr>
+          <w:rFonts w:ascii="Consolas" w:hAnsi="Consolas"/>
+        </w:rPr>
+        <w:t xml:space="preserve">!</w:t>
+      </w:r>
+      <w:r>
+        <w:t xml:space="preserve">, </w:t>
+      </w:r>
+      <w:r>
+        <w:rPr>
+          <w:rFonts w:ascii="Consolas" w:hAnsi="Consolas"/>
+        </w:rPr>
+        <w:t xml:space="preserve">LOCKED</w:t>
+      </w:r>
+      <w:r>
+        <w:t xml:space="preserve">/</w:t>
+      </w:r>
+      <w:r>
+        <w:rPr>
+          <w:rFonts w:ascii="Consolas" w:hAnsi="Consolas"/>
+        </w:rPr>
+        <w:t xml:space="preserve">OPEN</w:t>
+      </w:r>
+      <w:r>
+        <w:t xml:space="preserve">) in screen space with</w:t>
+      </w:r>
+    </w:p>
+    <w:p>
+      <w:r>
+        <w:rPr>
+          <w:rFonts w:ascii="Consolas" w:hAnsi="Consolas"/>
+        </w:rPr>
+        <w:t xml:space="preserve">OnGUI</w:t>
+      </w:r>
+      <w:r>
+        <w:t xml:space="preserve">, so no font or text assets are shipped.</w:t>
+      </w:r>
+    </w:p>
+    <w:p>
+      <w:pPr>
+        <w:pStyle w:val="Heading2"/>
+      </w:pPr>
+      <w:r>
+        <w:t xml:space="preserve">8. Accessibility</w:t>
+      </w:r>
+    </w:p>
+    <w:p>
+      <w:pPr>
+        <w:numPr>
+          <w:ilvl w:val="0"/>
+          <w:numId w:val="1"/>
+        </w:numPr>
+      </w:pPr>
+      <w:r>
+        <w:rPr>
+          <w:b/>
+        </w:rPr>
+        <w:t xml:space="preserve">High-contrast mode (C):</w:t>
+      </w:r>
+      <w:r>
+        <w:t xml:space="preserve"> switches the camera background to black and HUD text to</w:t>
+      </w:r>
+    </w:p>
+    <w:p>
+      <w:r>
+        <w:t xml:space="preserve">bright yellow.</w:t>
+      </w:r>
+    </w:p>
+    <w:p>
+      <w:pPr>
+        <w:numPr>
+          <w:ilvl w:val="0"/>
+          <w:numId w:val="1"/>
+        </w:numPr>
+      </w:pPr>
+      <w:r>
+        <w:rPr>
+          <w:b/>
+        </w:rPr>
+        <w:t xml:space="preserve">Audio:</w:t>
+      </w:r>
+      <w:r>
+        <w:t xml:space="preserve"> global mute (</w:t>
+      </w:r>
+      <w:r>
+        <w:rPr>
+          <w:rFonts w:ascii="Consolas" w:hAnsi="Consolas"/>
+        </w:rPr>
+        <w:t xml:space="preserve">M</w:t>
+      </w:r>
+      <w:r>
+        <w:t xml:space="preserve">) and volume steps (</w:t>
+      </w:r>
+      <w:r>
+        <w:rPr>
+          <w:rFonts w:ascii="Consolas" w:hAnsi="Consolas"/>
+        </w:rPr>
+        <w:t xml:space="preserve">[</w:t>
+      </w:r>
+      <w:r>
+        <w:t xml:space="preserve"> / </w:t>
+      </w:r>
+      <w:r>
+        <w:rPr>
+          <w:rFonts w:ascii="Consolas" w:hAnsi="Consolas"/>
+        </w:rPr>
+        <w:t xml:space="preserve">]</w:t>
+      </w:r>
+      <w:r>
+        <w:t xml:space="preserve">); applied through</w:t>
+      </w:r>
+    </w:p>
+    <w:p>
+      <w:r>
+        <w:rPr>
+          <w:rFonts w:ascii="Consolas" w:hAnsi="Consolas"/>
+        </w:rPr>
+        <w:t xml:space="preserve">AudioListener.volume</w:t>
+      </w:r>
+      <w:r>
+        <w:t xml:space="preserve">.</w:t>
+      </w:r>
+    </w:p>
+    <w:p>
+      <w:pPr>
+        <w:numPr>
+          <w:ilvl w:val="0"/>
+          <w:numId w:val="1"/>
+        </w:numPr>
+      </w:pPr>
+      <w:r>
+        <w:rPr>
+          <w:b/>
+        </w:rPr>
+        <w:t xml:space="preserve">Not colour-only:</w:t>
+      </w:r>
+      <w:r>
+        <w:t xml:space="preserve"> cells carry text labels, the exit shows </w:t>
+      </w:r>
+      <w:r>
+        <w:rPr>
+          <w:rFonts w:ascii="Consolas" w:hAnsi="Consolas"/>
+        </w:rPr>
+        <w:t xml:space="preserve">LOCKED</w:t>
+      </w:r>
+      <w:r>
+        <w:t xml:space="preserve">/</w:t>
+      </w:r>
+      <w:r>
+        <w:rPr>
+          <w:rFonts w:ascii="Consolas" w:hAnsi="Consolas"/>
+        </w:rPr>
+        <w:t xml:space="preserve">OPEN</w:t>
+      </w:r>
+      <w:r>
+        <w:t xml:space="preserve">, the</w:t>
+      </w:r>
+    </w:p>
+    <w:p>
+      <w:r>
+        <w:t xml:space="preserve">enemy shows </w:t>
+      </w:r>
+      <w:r>
+        <w:rPr>
+          <w:rFonts w:ascii="Consolas" w:hAnsi="Consolas"/>
+        </w:rPr>
+        <w:t xml:space="preserve">!</w:t>
+      </w:r>
+      <w:r>
+        <w:t xml:space="preserve">.</w:t>
+      </w:r>
+    </w:p>
+    <w:p>
+      <w:pPr>
+        <w:numPr>
+          <w:ilvl w:val="0"/>
+          <w:numId w:val="1"/>
+        </w:numPr>
+      </w:pPr>
+      <w:r>
+        <w:rPr>
+          <w:b/>
+        </w:rPr>
+        <w:t xml:space="preserve">Readable text:</w:t>
+      </w:r>
+      <w:r>
+        <w:t xml:space="preserve"> HUD and help use large fonts.</w:t>
+      </w:r>
+    </w:p>
+    <w:p>
+      <w:pPr>
+        <w:pStyle w:val="Heading2"/>
+      </w:pPr>
+      <w:r>
+        <w:t xml:space="preserve">9. Art &amp; audio approach</w:t>
+      </w:r>
+    </w:p>
+    <w:p>
+      <w:r>
+        <w:t xml:space="preserve">There are </w:t>
+      </w:r>
+      <w:r>
+        <w:rPr>
+          <w:b/>
+        </w:rPr>
+        <w:t xml:space="preserve">no external assets</w:t>
+      </w:r>
+      <w:r>
+        <w:t xml:space="preserve">:</w:t>
+      </w:r>
+    </w:p>
+    <w:p>
+      <w:pPr>
+        <w:numPr>
+          <w:ilvl w:val="0"/>
+          <w:numId w:val="1"/>
+        </w:numPr>
+      </w:pPr>
+      <w:r>
+        <w:t xml:space="preserve">Sprites (robot, enemy square, cell circle, walls) are drawn into </w:t>
+      </w:r>
+      <w:r>
+        <w:rPr>
+          <w:rFonts w:ascii="Consolas" w:hAnsi="Consolas"/>
+        </w:rPr>
+        <w:t xml:space="preserve">Texture2D</w:t>
+      </w:r>
+      <w:r>
+        <w:t xml:space="preserve"> objects</w:t>
+      </w:r>
+    </w:p>
+    <w:p>
+      <w:r>
+        <w:t xml:space="preserve">at runtime by </w:t>
+      </w:r>
       <w:r>
         <w:rPr>
           <w:rFonts w:ascii="Consolas" w:hAnsi="Consolas"/>
@@ -1241,6 +1883,46 @@
         <w:t xml:space="preserve">GameArt</w:t>
       </w:r>
       <w:r>
+        <w:t xml:space="preserve"> and turned into </w:t>
+      </w:r>
+      <w:r>
+        <w:rPr>
+          <w:rFonts w:ascii="Consolas" w:hAnsi="Consolas"/>
+        </w:rPr>
+        <w:t xml:space="preserve">Sprite</w:t>
+      </w:r>
+      <w:r>
+        <w:t xml:space="preserve">s.</w:t>
+      </w:r>
+    </w:p>
+    <w:p>
+      <w:pPr>
+        <w:numPr>
+          <w:ilvl w:val="0"/>
+          <w:numId w:val="1"/>
+        </w:numPr>
+      </w:pPr>
+      <w:r>
+        <w:t xml:space="preserve">Sounds (collect, hit, win, lose) are short sine tones generated with</w:t>
+      </w:r>
+    </w:p>
+    <w:p>
+      <w:r>
+        <w:rPr>
+          <w:rFonts w:ascii="Consolas" w:hAnsi="Consolas"/>
+        </w:rPr>
+        <w:t xml:space="preserve">AudioClip.Create</w:t>
+      </w:r>
+      <w:r>
+        <w:t xml:space="preserve"> and played through a single </w:t>
+      </w:r>
+      <w:r>
+        <w:rPr>
+          <w:rFonts w:ascii="Consolas" w:hAnsi="Consolas"/>
+        </w:rPr>
+        <w:t xml:space="preserve">AudioSource</w:t>
+      </w:r>
+      <w:r>
         <w:t xml:space="preserve">.</w:t>
       </w:r>
     </w:p>
@@ -1252,73 +1934,18 @@
         </w:numPr>
       </w:pPr>
       <w:r>
-        <w:rPr>
-          <w:b/>
-        </w:rPr>
-        <w:t xml:space="preserve">WorldLabel</w:t>
-      </w:r>
-      <w:r>
-        <w:t xml:space="preserve"> draws text (cell labels, </w:t>
-      </w:r>
-      <w:r>
-        <w:rPr>
-          <w:rFonts w:ascii="Consolas" w:hAnsi="Consolas"/>
-        </w:rPr>
-        <w:t xml:space="preserve">!</w:t>
-      </w:r>
-      <w:r>
-        <w:t xml:space="preserve">, </w:t>
-      </w:r>
-      <w:r>
-        <w:rPr>
-          <w:rFonts w:ascii="Consolas" w:hAnsi="Consolas"/>
-        </w:rPr>
-        <w:t xml:space="preserve">LOCKED</w:t>
-      </w:r>
-      <w:r>
-        <w:t xml:space="preserve">/</w:t>
-      </w:r>
-      <w:r>
-        <w:rPr>
-          <w:rFonts w:ascii="Consolas" w:hAnsi="Consolas"/>
-        </w:rPr>
-        <w:t xml:space="preserve">OPEN</w:t>
-      </w:r>
-      <w:r>
-        <w:t xml:space="preserve">) in screen space with</w:t>
-      </w:r>
-    </w:p>
-    <w:p>
-      <w:r>
-        <w:rPr>
-          <w:rFonts w:ascii="Consolas" w:hAnsi="Consolas"/>
-        </w:rPr>
-        <w:t xml:space="preserve">OnGUI</w:t>
-      </w:r>
-      <w:r>
-        <w:t xml:space="preserve">, so no font or text assets are shipped.</w:t>
-      </w:r>
-    </w:p>
-    <w:p>
-      <w:pPr>
-        <w:numPr>
-          <w:ilvl w:val="0"/>
-          <w:numId w:val="1"/>
-        </w:numPr>
-      </w:pPr>
-      <w:r>
-        <w:rPr>
-          <w:b/>
-        </w:rPr>
-        <w:t xml:space="preserve">Restart</w:t>
-      </w:r>
-      <w:r>
-        <w:t xml:space="preserve"> reloads the active scene, which destroys all objects and re-runs the</w:t>
-      </w:r>
-    </w:p>
-    <w:p>
-      <w:r>
-        <w:t xml:space="preserve">bootstrapper, giving a clean fresh round.</w:t>
+        <w:t xml:space="preserve">The only font used is Unity's built-in Arial, loaded with</w:t>
+      </w:r>
+    </w:p>
+    <w:p>
+      <w:r>
+        <w:rPr>
+          <w:rFonts w:ascii="Consolas" w:hAnsi="Consolas"/>
+        </w:rPr>
+        <w:t xml:space="preserve">Resources.GetBuiltinResource&lt;Font&gt;("Arial.ttf")</w:t>
+      </w:r>
+      <w:r>
+        <w:t xml:space="preserve">.</w:t>
       </w:r>
     </w:p>
     <w:p>
@@ -1326,275 +1953,6 @@
         <w:pStyle w:val="Heading2"/>
       </w:pPr>
       <w:r>
-        <w:t xml:space="preserve">8. Accessibility</w:t>
-      </w:r>
-    </w:p>
-    <w:p>
-      <w:pPr>
-        <w:numPr>
-          <w:ilvl w:val="0"/>
-          <w:numId w:val="1"/>
-        </w:numPr>
-      </w:pPr>
-      <w:r>
-        <w:rPr>
-          <w:b/>
-        </w:rPr>
-        <w:t xml:space="preserve">High-contrast mode (C):</w:t>
-      </w:r>
-      <w:r>
-        <w:t xml:space="preserve"> switches the camera background to black and HUD text to</w:t>
-      </w:r>
-    </w:p>
-    <w:p>
-      <w:r>
-        <w:t xml:space="preserve">bright yellow.</w:t>
-      </w:r>
-    </w:p>
-    <w:p>
-      <w:pPr>
-        <w:numPr>
-          <w:ilvl w:val="0"/>
-          <w:numId w:val="1"/>
-        </w:numPr>
-      </w:pPr>
-      <w:r>
-        <w:rPr>
-          <w:b/>
-        </w:rPr>
-        <w:t xml:space="preserve">Audio:</w:t>
-      </w:r>
-      <w:r>
-        <w:t xml:space="preserve"> global mute (</w:t>
-      </w:r>
-      <w:r>
-        <w:rPr>
-          <w:rFonts w:ascii="Consolas" w:hAnsi="Consolas"/>
-        </w:rPr>
-        <w:t xml:space="preserve">M</w:t>
-      </w:r>
-      <w:r>
-        <w:t xml:space="preserve">) and volume steps (</w:t>
-      </w:r>
-      <w:r>
-        <w:rPr>
-          <w:rFonts w:ascii="Consolas" w:hAnsi="Consolas"/>
-        </w:rPr>
-        <w:t xml:space="preserve">[</w:t>
-      </w:r>
-      <w:r>
-        <w:t xml:space="preserve"> / </w:t>
-      </w:r>
-      <w:r>
-        <w:rPr>
-          <w:rFonts w:ascii="Consolas" w:hAnsi="Consolas"/>
-        </w:rPr>
-        <w:t xml:space="preserve">]</w:t>
-      </w:r>
-      <w:r>
-        <w:t xml:space="preserve">); applied through</w:t>
-      </w:r>
-    </w:p>
-    <w:p>
-      <w:r>
-        <w:rPr>
-          <w:rFonts w:ascii="Consolas" w:hAnsi="Consolas"/>
-        </w:rPr>
-        <w:t xml:space="preserve">AudioListener.volume</w:t>
-      </w:r>
-      <w:r>
-        <w:t xml:space="preserve">.</w:t>
-      </w:r>
-    </w:p>
-    <w:p>
-      <w:pPr>
-        <w:numPr>
-          <w:ilvl w:val="0"/>
-          <w:numId w:val="1"/>
-        </w:numPr>
-      </w:pPr>
-      <w:r>
-        <w:rPr>
-          <w:b/>
-        </w:rPr>
-        <w:t xml:space="preserve">Not colour-only:</w:t>
-      </w:r>
-      <w:r>
-        <w:t xml:space="preserve"> cells carry text labels, the exit shows </w:t>
-      </w:r>
-      <w:r>
-        <w:rPr>
-          <w:rFonts w:ascii="Consolas" w:hAnsi="Consolas"/>
-        </w:rPr>
-        <w:t xml:space="preserve">LOCKED</w:t>
-      </w:r>
-      <w:r>
-        <w:t xml:space="preserve">/</w:t>
-      </w:r>
-      <w:r>
-        <w:rPr>
-          <w:rFonts w:ascii="Consolas" w:hAnsi="Consolas"/>
-        </w:rPr>
-        <w:t xml:space="preserve">OPEN</w:t>
-      </w:r>
-      <w:r>
-        <w:t xml:space="preserve">, the</w:t>
-      </w:r>
-    </w:p>
-    <w:p>
-      <w:r>
-        <w:t xml:space="preserve">enemy shows </w:t>
-      </w:r>
-      <w:r>
-        <w:rPr>
-          <w:rFonts w:ascii="Consolas" w:hAnsi="Consolas"/>
-        </w:rPr>
-        <w:t xml:space="preserve">!</w:t>
-      </w:r>
-      <w:r>
-        <w:t xml:space="preserve">.</w:t>
-      </w:r>
-    </w:p>
-    <w:p>
-      <w:pPr>
-        <w:numPr>
-          <w:ilvl w:val="0"/>
-          <w:numId w:val="1"/>
-        </w:numPr>
-      </w:pPr>
-      <w:r>
-        <w:rPr>
-          <w:b/>
-        </w:rPr>
-        <w:t xml:space="preserve">Readable text:</w:t>
-      </w:r>
-      <w:r>
-        <w:t xml:space="preserve"> HUD and help use large fonts.</w:t>
-      </w:r>
-    </w:p>
-    <w:p>
-      <w:pPr>
-        <w:pStyle w:val="Heading2"/>
-      </w:pPr>
-      <w:r>
-        <w:t xml:space="preserve">9. Art &amp; audio approach</w:t>
-      </w:r>
-    </w:p>
-    <w:p>
-      <w:r>
-        <w:t xml:space="preserve">There are </w:t>
-      </w:r>
-      <w:r>
-        <w:rPr>
-          <w:b/>
-        </w:rPr>
-        <w:t xml:space="preserve">no external assets</w:t>
-      </w:r>
-      <w:r>
-        <w:t xml:space="preserve">:</w:t>
-      </w:r>
-    </w:p>
-    <w:p>
-      <w:pPr>
-        <w:numPr>
-          <w:ilvl w:val="0"/>
-          <w:numId w:val="1"/>
-        </w:numPr>
-      </w:pPr>
-      <w:r>
-        <w:t xml:space="preserve">Sprites (robot, enemy square, cell circle, walls) are drawn into </w:t>
-      </w:r>
-      <w:r>
-        <w:rPr>
-          <w:rFonts w:ascii="Consolas" w:hAnsi="Consolas"/>
-        </w:rPr>
-        <w:t xml:space="preserve">Texture2D</w:t>
-      </w:r>
-      <w:r>
-        <w:t xml:space="preserve"> objects</w:t>
-      </w:r>
-    </w:p>
-    <w:p>
-      <w:r>
-        <w:t xml:space="preserve">at runtime by </w:t>
-      </w:r>
-      <w:r>
-        <w:rPr>
-          <w:rFonts w:ascii="Consolas" w:hAnsi="Consolas"/>
-        </w:rPr>
-        <w:t xml:space="preserve">GameArt</w:t>
-      </w:r>
-      <w:r>
-        <w:t xml:space="preserve"> and turned into </w:t>
-      </w:r>
-      <w:r>
-        <w:rPr>
-          <w:rFonts w:ascii="Consolas" w:hAnsi="Consolas"/>
-        </w:rPr>
-        <w:t xml:space="preserve">Sprite</w:t>
-      </w:r>
-      <w:r>
-        <w:t xml:space="preserve">s.</w:t>
-      </w:r>
-    </w:p>
-    <w:p>
-      <w:pPr>
-        <w:numPr>
-          <w:ilvl w:val="0"/>
-          <w:numId w:val="1"/>
-        </w:numPr>
-      </w:pPr>
-      <w:r>
-        <w:t xml:space="preserve">Sounds (collect, hit, win, lose) are short sine tones generated with</w:t>
-      </w:r>
-    </w:p>
-    <w:p>
-      <w:r>
-        <w:rPr>
-          <w:rFonts w:ascii="Consolas" w:hAnsi="Consolas"/>
-        </w:rPr>
-        <w:t xml:space="preserve">AudioClip.Create</w:t>
-      </w:r>
-      <w:r>
-        <w:t xml:space="preserve"> and played through a single </w:t>
-      </w:r>
-      <w:r>
-        <w:rPr>
-          <w:rFonts w:ascii="Consolas" w:hAnsi="Consolas"/>
-        </w:rPr>
-        <w:t xml:space="preserve">AudioSource</w:t>
-      </w:r>
-      <w:r>
-        <w:t xml:space="preserve">.</w:t>
-      </w:r>
-    </w:p>
-    <w:p>
-      <w:pPr>
-        <w:numPr>
-          <w:ilvl w:val="0"/>
-          <w:numId w:val="1"/>
-        </w:numPr>
-      </w:pPr>
-      <w:r>
-        <w:t xml:space="preserve">The only font used is Unity's built-in Arial, loaded with</w:t>
-      </w:r>
-    </w:p>
-    <w:p>
-      <w:r>
-        <w:rPr>
-          <w:rFonts w:ascii="Consolas" w:hAnsi="Consolas"/>
-        </w:rPr>
-        <w:t xml:space="preserve">Resources.GetBuiltinResource&lt;Font&gt;("Arial.ttf")</w:t>
-      </w:r>
-      <w:r>
-        <w:t xml:space="preserve">.</w:t>
-      </w:r>
-    </w:p>
-    <w:p>
-      <w:pPr>
-        <w:pStyle w:val="Heading2"/>
-      </w:pPr>
-      <w:r>
         <w:t xml:space="preserve">10. Testing plan</w:t>
       </w:r>
     </w:p>
@@ -1682,7 +2040,24 @@
         <w:rPr>
           <w:b/>
         </w:rPr>
-        <w:t xml:space="preserve">Restart:</w:t>
+        <w:t xml:space="preserve">Screens:</w:t>
+      </w:r>
+      <w:r>
+        <w:t xml:space="preserve"> start page shows Start/Exit; end screen shows Restart/Exit Game; Exit closes the game.</w:t>
+      </w:r>
+    </w:p>
+    <w:p>
+      <w:pPr>
+        <w:numPr>
+          <w:ilvl w:val="0"/>
+          <w:numId w:val="1"/>
+        </w:numPr>
+      </w:pPr>
+      <w:r>
+        <w:rPr>
+          <w:b/>
+        </w:rPr>
+        <w:t xml:space="preserve">Restart / return to menu:</w:t>
       </w:r>
       <w:r>
         <w:t xml:space="preserve"> press </w:t>
@@ -1694,7 +2069,7 @@
         <w:t xml:space="preserve">R</w:t>
       </w:r>
       <w:r>
-        <w:t xml:space="preserve"> mid-game and after win/lose; confirm a clean reset.</w:t>
+        <w:t xml:space="preserve"> mid-game and on the end screen, or click the buttons; confirm a clean reset and a fresh level.</w:t>
       </w:r>
     </w:p>
     <w:p>
